--- a/작업일지/25주차.docx
+++ b/작업일지/25주차.docx
@@ -1,6 +1,6 @@
 
 <file path=word/document.xml><?xml version="1.0" encoding="utf-8"?>
-<w:document xmlns:wpc="http://schemas.microsoft.com/office/word/2010/wordprocessingCanvas" xmlns:mc="http://schemas.openxmlformats.org/markup-compatibility/2006" xmlns:o="urn:schemas-microsoft-com:office:office" xmlns:r="http://schemas.openxmlformats.org/officeDocument/2006/relationships" xmlns:m="http://schemas.openxmlformats.org/officeDocument/2006/math" xmlns:v="urn:schemas-microsoft-com:vml" xmlns:wp14="http://schemas.microsoft.com/office/word/2010/wordprocessingDrawing" xmlns:wp="http://schemas.openxmlformats.org/drawingml/2006/wordprocessingDrawing" xmlns:w10="urn:schemas-microsoft-com:office:word" xmlns:w="http://schemas.openxmlformats.org/wordprocessingml/2006/main" xmlns:w14="http://schemas.microsoft.com/office/word/2010/wordml" xmlns:w15="http://schemas.microsoft.com/office/word/2012/wordml" xmlns:wpg="http://schemas.microsoft.com/office/word/2010/wordprocessingGroup" xmlns:wpi="http://schemas.microsoft.com/office/word/2010/wordprocessingInk" xmlns:wne="http://schemas.microsoft.com/office/word/2006/wordml" xmlns:wps="http://schemas.microsoft.com/office/word/2010/wordprocessingShape">
+<w:document xmlns:wpc="http://schemas.microsoft.com/office/word/2010/wordprocessingCanvas" xmlns:cx="http://schemas.microsoft.com/office/drawing/2014/chartex" xmlns:cx1="http://schemas.microsoft.com/office/drawing/2015/9/8/chartex" xmlns:cx2="http://schemas.microsoft.com/office/drawing/2015/10/21/chartex" xmlns:cx3="http://schemas.microsoft.com/office/drawing/2016/5/9/chartex" xmlns:cx4="http://schemas.microsoft.com/office/drawing/2016/5/10/chartex" xmlns:cx5="http://schemas.microsoft.com/office/drawing/2016/5/11/chartex" xmlns:cx6="http://schemas.microsoft.com/office/drawing/2016/5/12/chartex" xmlns:cx7="http://schemas.microsoft.com/office/drawing/2016/5/13/chartex" xmlns:cx8="http://schemas.microsoft.com/office/drawing/2016/5/14/chartex" xmlns:mc="http://schemas.openxmlformats.org/markup-compatibility/2006" xmlns:aink="http://schemas.microsoft.com/office/drawing/2016/ink" xmlns:am3d="http://schemas.microsoft.com/office/drawing/2017/model3d" xmlns:o="urn:schemas-microsoft-com:office:office" xmlns:oel="http://schemas.microsoft.com/office/2019/extlst" xmlns:r="http://schemas.openxmlformats.org/officeDocument/2006/relationships" xmlns:m="http://schemas.openxmlformats.org/officeDocument/2006/math" xmlns:v="urn:schemas-microsoft-com:vml" xmlns:wp14="http://schemas.microsoft.com/office/word/2010/wordprocessingDrawing" xmlns:wp="http://schemas.openxmlformats.org/drawingml/2006/wordprocessingDrawing" xmlns:w10="urn:schemas-microsoft-com:office:word" xmlns:w="http://schemas.openxmlformats.org/wordprocessingml/2006/main" xmlns:w14="http://schemas.microsoft.com/office/word/2010/wordml" xmlns:w15="http://schemas.microsoft.com/office/word/2012/wordml" xmlns:w16cex="http://schemas.microsoft.com/office/word/2018/wordml/cex" xmlns:w16cid="http://schemas.microsoft.com/office/word/2016/wordml/cid" xmlns:w16="http://schemas.microsoft.com/office/word/2018/wordml" xmlns:w16du="http://schemas.microsoft.com/office/word/2023/wordml/word16du" xmlns:w16sdtdh="http://schemas.microsoft.com/office/word/2020/wordml/sdtdatahash" xmlns:w16sdtfl="http://schemas.microsoft.com/office/word/2024/wordml/sdtformatlock" xmlns:w16se="http://schemas.microsoft.com/office/word/2015/wordml/symex" xmlns:wpg="http://schemas.microsoft.com/office/word/2010/wordprocessingGroup" xmlns:wpi="http://schemas.microsoft.com/office/word/2010/wordprocessingInk" xmlns:wne="http://schemas.microsoft.com/office/word/2006/wordml" xmlns:wps="http://schemas.microsoft.com/office/word/2010/wordprocessingShape" mc:Ignorable="w14 w15 w16se w16cid w16 w16cex w16sdtdh w16sdtfl w16du wp14">
   <w:body>
     <w:p>
       <w:pPr>
@@ -20,67 +20,7 @@
           <w:sz w:val="24"/>
           <w:szCs w:val="28"/>
         </w:rPr>
-        <w:t>[</w:t>
-      </w:r>
-      <w:r>
-        <w:rPr>
-          <w:rFonts w:asciiTheme="majorEastAsia" w:eastAsiaTheme="majorEastAsia" w:hAnsiTheme="majorEastAsia"/>
-          <w:b/>
-          <w:bCs/>
-          <w:sz w:val="24"/>
-          <w:szCs w:val="28"/>
-        </w:rPr>
-        <w:t>202</w:t>
-      </w:r>
-      <w:r>
-        <w:rPr>
-          <w:rFonts w:asciiTheme="majorEastAsia" w:eastAsiaTheme="majorEastAsia" w:hAnsiTheme="majorEastAsia"/>
-          <w:b/>
-          <w:bCs/>
-          <w:sz w:val="24"/>
-          <w:szCs w:val="28"/>
-        </w:rPr>
-        <w:t>6</w:t>
-      </w:r>
-      <w:r>
-        <w:rPr>
-          <w:rFonts w:asciiTheme="majorEastAsia" w:eastAsiaTheme="majorEastAsia" w:hAnsiTheme="majorEastAsia"/>
-          <w:b/>
-          <w:bCs/>
-          <w:sz w:val="24"/>
-          <w:szCs w:val="28"/>
-        </w:rPr>
-        <w:t xml:space="preserve">년 </w:t>
-      </w:r>
-      <w:r>
-        <w:rPr>
-          <w:rFonts w:asciiTheme="majorEastAsia" w:eastAsiaTheme="majorEastAsia" w:hAnsiTheme="majorEastAsia"/>
-          <w:b/>
-          <w:bCs/>
-          <w:sz w:val="24"/>
-          <w:szCs w:val="28"/>
-        </w:rPr>
-        <w:t>종합설계</w:t>
-      </w:r>
-      <w:r>
-        <w:rPr>
-          <w:rFonts w:asciiTheme="majorEastAsia" w:eastAsiaTheme="majorEastAsia" w:hAnsiTheme="majorEastAsia"/>
-          <w:b/>
-          <w:bCs/>
-          <w:sz w:val="24"/>
-          <w:szCs w:val="28"/>
-        </w:rPr>
-        <w:t>1</w:t>
-      </w:r>
-      <w:r>
-        <w:rPr>
-          <w:rFonts w:asciiTheme="majorEastAsia" w:eastAsiaTheme="majorEastAsia" w:hAnsiTheme="majorEastAsia"/>
-          <w:b/>
-          <w:bCs/>
-          <w:sz w:val="24"/>
-          <w:szCs w:val="28"/>
-        </w:rPr>
-        <w:t>]</w:t>
+        <w:t>[2026년 종합설계1]</w:t>
       </w:r>
     </w:p>
     <w:tbl>
@@ -127,10 +67,6 @@
               <w:jc w:val="center"/>
             </w:pPr>
             <w:r>
-              <w:rPr>
-                <w:lang w:eastAsia="ko-KR"/>
-                <w:rtl w:val="off"/>
-              </w:rPr>
               <w:t>25</w:t>
             </w:r>
           </w:p>
@@ -169,63 +105,7 @@
               <w:rPr>
                 <w:rFonts w:hint="eastAsia"/>
               </w:rPr>
-              <w:t>202</w:t>
-            </w:r>
-            <w:r>
-              <w:rPr>
-                <w:rFonts w:hint="eastAsia"/>
-              </w:rPr>
-              <w:t>6</w:t>
-            </w:r>
-            <w:r>
-              <w:rPr>
-                <w:lang w:eastAsia="ko-KR"/>
-                <w:rFonts w:hint="eastAsia"/>
-                <w:rtl w:val="off"/>
-              </w:rPr>
-              <w:t>.1</w:t>
-            </w:r>
-            <w:r>
-              <w:rPr>
-                <w:rFonts w:hint="eastAsia"/>
-              </w:rPr>
-              <w:t>.</w:t>
-            </w:r>
-            <w:r>
-              <w:rPr>
-                <w:lang w:eastAsia="ko-KR"/>
-                <w:rFonts w:hint="eastAsia"/>
-                <w:rtl w:val="off"/>
-              </w:rPr>
-              <w:t>28</w:t>
-            </w:r>
-            <w:r>
-              <w:rPr>
-                <w:rFonts w:hint="eastAsia"/>
-              </w:rPr>
-              <w:t xml:space="preserve"> ~ </w:t>
-            </w:r>
-            <w:r>
-              <w:rPr>
-                <w:lang w:eastAsia="ko-KR"/>
-                <w:rFonts w:hint="eastAsia"/>
-                <w:rtl w:val="off"/>
-              </w:rPr>
-              <w:t>2</w:t>
-            </w:r>
-            <w:r>
-              <w:rPr>
-                <w:rFonts w:hint="eastAsia"/>
-              </w:rPr>
-              <w:t>.</w:t>
-            </w:r>
-            <w:r>
-              <w:rPr>
-                <w:lang w:eastAsia="ko-KR"/>
-                <w:rFonts w:hint="eastAsia"/>
-                <w:rtl w:val="off"/>
-              </w:rPr>
-              <w:t>3</w:t>
+              <w:t>2026.1.28 ~ 2.3</w:t>
             </w:r>
           </w:p>
         </w:tc>
@@ -329,19 +209,7 @@
               <w:rPr>
                 <w:rFonts w:hint="eastAsia"/>
               </w:rPr>
-              <w:t xml:space="preserve"> 윤이하나(기획, </w:t>
-            </w:r>
-            <w:r>
-              <w:rPr>
-                <w:rFonts w:hint="eastAsia"/>
-              </w:rPr>
-              <w:t>모델링</w:t>
-            </w:r>
-            <w:r>
-              <w:rPr>
-                <w:rFonts w:hint="eastAsia"/>
-              </w:rPr>
-              <w:t>)</w:t>
+              <w:t xml:space="preserve"> 윤이하나(기획, 모델링)</w:t>
             </w:r>
           </w:p>
           <w:p>
@@ -386,41 +254,7 @@
           <w:b/>
           <w:bCs/>
         </w:rPr>
-        <w:t>회의록</w:t>
-      </w:r>
-      <w:r>
-        <w:rPr>
-          <w:rFonts w:hint="eastAsia"/>
-          <w:b/>
-          <w:bCs/>
-        </w:rPr>
-        <w:t xml:space="preserve"> </w:t>
-      </w:r>
-      <w:r>
-        <w:rPr>
-          <w:rFonts w:hint="eastAsia"/>
-          <w:b/>
-          <w:bCs/>
-        </w:rPr>
-        <w:t>(</w:t>
-      </w:r>
-      <w:r>
-        <w:rPr>
-          <w:lang w:eastAsia="ko-KR"/>
-          <w:rFonts w:hint="eastAsia"/>
-          <w:b/>
-          <w:bCs/>
-          <w:rtl w:val="off"/>
-        </w:rPr>
-        <w:t>0128</w:t>
-      </w:r>
-      <w:r>
-        <w:rPr>
-          <w:rFonts w:hint="eastAsia"/>
-          <w:b/>
-          <w:bCs/>
-        </w:rPr>
-        <w:t>)</w:t>
+        <w:t>회의록 (0128)</w:t>
       </w:r>
     </w:p>
     <w:tbl>
@@ -434,24 +268,15 @@
       </w:tblGrid>
       <w:tr>
         <w:trPr>
-          <w:trHeight w:val="465" w:hRule="atLeast"/>
+          <w:trHeight w:val="465"/>
         </w:trPr>
         <w:tc>
           <w:tcPr>
             <w:tcW w:w="10485" w:type="dxa"/>
           </w:tcPr>
           <w:p>
-            <w:pPr/>
-            <w:r>
-              <w:rPr>
-                <w:lang w:eastAsia="ko-KR"/>
-                <w:rtl w:val="off"/>
-              </w:rPr>
-              <w:t xml:space="preserve">- </w:t>
-            </w:r>
-            <w:r>
-              <w:rPr/>
-              <w:t>벽 두께 어케할건지? 6센치 10센치? 타일맵 고려하기</w:t>
+            <w:r>
+              <w:t>- 벽 두께 어케할건지? 6센치 10센치? 타일맵 고려하기</w:t>
             </w:r>
           </w:p>
         </w:tc>
@@ -471,15 +296,7 @@
           <w:b/>
           <w:bCs/>
         </w:rPr>
-        <w:t xml:space="preserve">이번 주 할 </w:t>
-      </w:r>
-      <w:r>
-        <w:rPr>
-          <w:rFonts w:hint="eastAsia"/>
-          <w:b/>
-          <w:bCs/>
-        </w:rPr>
-        <w:t>일</w:t>
+        <w:t>이번 주 할 일</w:t>
       </w:r>
     </w:p>
     <w:tbl>
@@ -518,7 +335,54 @@
           <w:tcPr>
             <w:tcW w:w="9214" w:type="dxa"/>
           </w:tcPr>
-          <w:p/>
+          <w:p>
+            <w:r>
+              <w:rPr>
+                <w:rFonts w:hint="eastAsia"/>
+              </w:rPr>
+              <w:t>- 방 모델링 하기</w:t>
+            </w:r>
+          </w:p>
+          <w:p>
+            <w:pPr>
+              <w:rPr>
+                <w:rFonts w:hint="eastAsia"/>
+              </w:rPr>
+            </w:pPr>
+            <w:r>
+              <w:rPr>
+                <w:rFonts w:hint="eastAsia"/>
+              </w:rPr>
+              <w:t>- Astronaut 모델 업로드하기</w:t>
+            </w:r>
+          </w:p>
+          <w:p>
+            <w:pPr>
+              <w:rPr>
+                <w:rFonts w:hint="eastAsia"/>
+              </w:rPr>
+            </w:pPr>
+            <w:r>
+              <w:rPr>
+                <w:rFonts w:hint="eastAsia"/>
+              </w:rPr>
+              <w:t xml:space="preserve">- </w:t>
+            </w:r>
+            <w:proofErr w:type="spellStart"/>
+            <w:r>
+              <w:rPr>
+                <w:rFonts w:hint="eastAsia"/>
+              </w:rPr>
+              <w:t>json</w:t>
+            </w:r>
+            <w:proofErr w:type="spellEnd"/>
+            <w:r>
+              <w:rPr>
+                <w:rFonts w:hint="eastAsia"/>
+              </w:rPr>
+              <w:t xml:space="preserve"> 마저 작성</w:t>
+            </w:r>
+          </w:p>
         </w:tc>
       </w:tr>
       <w:tr>
@@ -577,53 +441,18 @@
             <w:tcW w:w="9214" w:type="dxa"/>
           </w:tcPr>
           <w:p>
-            <w:pPr>
-              <w:rPr/>
-            </w:pPr>
-            <w:r>
-              <w:rPr>
-                <w:lang w:eastAsia="ko-KR"/>
-                <w:rtl w:val="off"/>
-              </w:rPr>
-              <w:t xml:space="preserve">- </w:t>
-            </w:r>
-            <w:r>
-              <w:rPr/>
-              <w:t>맥스와 언리얼 모델 좌표 관련, 입구 front 방향 맞게 임포트 잘 되는지 확인해보자</w:t>
-            </w:r>
-          </w:p>
-          <w:p>
-            <w:pPr>
-              <w:rPr>
-                <w:lang w:eastAsia="ko-KR"/>
-                <w:rFonts w:hint="eastAsia"/>
-                <w:rtl w:val="off"/>
-              </w:rPr>
-            </w:pPr>
-            <w:r>
-              <w:rPr>
-                <w:lang w:eastAsia="ko-KR"/>
-                <w:rtl w:val="off"/>
-              </w:rPr>
-              <w:t xml:space="preserve">- </w:t>
-            </w:r>
-            <w:r>
-              <w:rPr/>
-              <w:t>언리얼 바닥 5000, 5000 중심으로 바꾸기</w:t>
-            </w:r>
-          </w:p>
-          <w:p>
-            <w:pPr/>
-            <w:r>
-              <w:rPr>
-                <w:lang w:eastAsia="ko-KR"/>
-                <w:rtl w:val="off"/>
-              </w:rPr>
-              <w:t xml:space="preserve">- </w:t>
-            </w:r>
-            <w:r>
-              <w:rPr/>
-              <w:t>하나가 만든 모델 불러와서 리타겟팅</w:t>
+            <w:r>
+              <w:t>- 맥스와 언리얼 모델 좌표 관련, 입구 front 방향 맞게 임포트 잘 되는지 확인해보자</w:t>
+            </w:r>
+          </w:p>
+          <w:p>
+            <w:r>
+              <w:t>- 언리얼 바닥 5000, 5000 중심으로 바꾸기</w:t>
+            </w:r>
+          </w:p>
+          <w:p>
+            <w:r>
+              <w:t>- 하나가 만든 모델 불러와서 리타겟팅</w:t>
             </w:r>
           </w:p>
         </w:tc>
@@ -683,10 +512,225 @@
             <w:tcW w:w="9214" w:type="dxa"/>
           </w:tcPr>
           <w:p>
-            <w:pPr>
-              <w:pStyle w:val="a6"/>
-              <w:ind w:left="880"/>
-            </w:pPr>
+            <w:r>
+              <w:rPr>
+                <w:rFonts w:hint="eastAsia"/>
+              </w:rPr>
+              <w:t xml:space="preserve">- </w:t>
+            </w:r>
+            <w:proofErr w:type="spellStart"/>
+            <w:r>
+              <w:rPr>
+                <w:rFonts w:hint="eastAsia"/>
+              </w:rPr>
+              <w:t>ServerRoom</w:t>
+            </w:r>
+            <w:proofErr w:type="spellEnd"/>
+            <w:r>
+              <w:rPr>
+                <w:rFonts w:hint="eastAsia"/>
+              </w:rPr>
+              <w:t xml:space="preserve">까지만 작성했던 </w:t>
+            </w:r>
+            <w:proofErr w:type="spellStart"/>
+            <w:r>
+              <w:rPr>
+                <w:rFonts w:hint="eastAsia"/>
+              </w:rPr>
+              <w:t>json</w:t>
+            </w:r>
+            <w:proofErr w:type="spellEnd"/>
+            <w:r>
+              <w:rPr>
+                <w:rFonts w:hint="eastAsia"/>
+              </w:rPr>
+              <w:t xml:space="preserve"> 파일에 나머지 방들을 모두 추가하였다. 추가하며 Max에서 동시에 간단한 프로토타입의 방을 만들며 문의 위치와 방의 사이즈 등을 새로 설정하였다</w:t>
+            </w:r>
+            <w:r>
+              <w:rPr>
+                <w:rFonts w:hint="eastAsia"/>
+              </w:rPr>
+              <w:t>.</w:t>
+            </w:r>
+          </w:p>
+          <w:p>
+            <w:r>
+              <w:rPr>
+                <w:rFonts w:hint="eastAsia"/>
+              </w:rPr>
+              <w:t>- 회의 때 교수님께 여쭤본 것과 팀원 간에 이야기한 결과</w:t>
+            </w:r>
+            <w:r>
+              <w:rPr>
+                <w:rFonts w:hint="eastAsia"/>
+              </w:rPr>
+              <w:t xml:space="preserve"> 플레이어 모델로 내가 전에 만든 Astronaut 모델을 사용하기로 하였다. 내가 만든 모델이 너무 퀄리티도 낮고 </w:t>
+            </w:r>
+            <w:proofErr w:type="spellStart"/>
+            <w:r>
+              <w:rPr>
+                <w:rFonts w:hint="eastAsia"/>
+              </w:rPr>
+              <w:t>리깅도</w:t>
+            </w:r>
+            <w:proofErr w:type="spellEnd"/>
+            <w:r>
+              <w:rPr>
+                <w:rFonts w:hint="eastAsia"/>
+              </w:rPr>
+              <w:t xml:space="preserve"> 완벽하지 못해서 그 모델을 쓰는 게 망설여졌는데, 만든 걸 쓰는 게 낫다고 하셔서</w:t>
+            </w:r>
+            <w:r>
+              <w:rPr>
+                <w:rFonts w:hint="eastAsia"/>
+              </w:rPr>
+              <w:t xml:space="preserve"> </w:t>
+            </w:r>
+            <w:r>
+              <w:rPr>
+                <w:rFonts w:hint="eastAsia"/>
+              </w:rPr>
+              <w:t>의외였다.</w:t>
+            </w:r>
+          </w:p>
+          <w:p>
+            <w:pPr>
+              <w:jc w:val="center"/>
+              <w:rPr>
+                <w:rFonts w:hint="eastAsia"/>
+              </w:rPr>
+            </w:pPr>
+            <w:r>
+              <w:rPr>
+                <w:rFonts w:hint="eastAsia"/>
+                <w:noProof/>
+              </w:rPr>
+              <w:drawing>
+                <wp:inline distT="0" distB="0" distL="0" distR="0" wp14:anchorId="3A8138FF" wp14:editId="55C2F08B">
+                  <wp:extent cx="3076214" cy="1921445"/>
+                  <wp:effectExtent l="0" t="0" r="0" b="3175"/>
+                  <wp:docPr id="555148692" name="그림 3" descr="스크린샷, 3D 모델링, 텍스트, 멀티미디어 소프트웨어이(가) 표시된 사진&#10;&#10;AI 생성 콘텐츠는 정확하지 않을 수 있습니다."/>
+                  <wp:cNvGraphicFramePr>
+                    <a:graphicFrameLocks xmlns:a="http://schemas.openxmlformats.org/drawingml/2006/main" noChangeAspect="1"/>
+                  </wp:cNvGraphicFramePr>
+                  <a:graphic xmlns:a="http://schemas.openxmlformats.org/drawingml/2006/main">
+                    <a:graphicData uri="http://schemas.openxmlformats.org/drawingml/2006/picture">
+                      <pic:pic xmlns:pic="http://schemas.openxmlformats.org/drawingml/2006/picture">
+                        <pic:nvPicPr>
+                          <pic:cNvPr id="555148692" name="그림 3" descr="스크린샷, 3D 모델링, 텍스트, 멀티미디어 소프트웨어이(가) 표시된 사진&#10;&#10;AI 생성 콘텐츠는 정확하지 않을 수 있습니다."/>
+                          <pic:cNvPicPr/>
+                        </pic:nvPicPr>
+                        <pic:blipFill rotWithShape="1">
+                          <a:blip r:embed="rId4" cstate="print">
+                            <a:extLst>
+                              <a:ext uri="{28A0092B-C50C-407E-A947-70E740481C1C}">
+                                <a14:useLocalDpi xmlns:a14="http://schemas.microsoft.com/office/drawing/2010/main" val="0"/>
+                              </a:ext>
+                            </a:extLst>
+                          </a:blip>
+                          <a:srcRect l="3575" t="3088" r="1163" b="11216"/>
+                          <a:stretch>
+                            <a:fillRect/>
+                          </a:stretch>
+                        </pic:blipFill>
+                        <pic:spPr bwMode="auto">
+                          <a:xfrm>
+                            <a:off x="0" y="0"/>
+                            <a:ext cx="3093204" cy="1932057"/>
+                          </a:xfrm>
+                          <a:prstGeom prst="rect">
+                            <a:avLst/>
+                          </a:prstGeom>
+                          <a:ln>
+                            <a:noFill/>
+                          </a:ln>
+                          <a:extLst>
+                            <a:ext uri="{53640926-AAD7-44D8-BBD7-CCE9431645EC}">
+                              <a14:shadowObscured xmlns:a14="http://schemas.microsoft.com/office/drawing/2010/main"/>
+                            </a:ext>
+                          </a:extLst>
+                        </pic:spPr>
+                      </pic:pic>
+                    </a:graphicData>
+                  </a:graphic>
+                </wp:inline>
+              </w:drawing>
+            </w:r>
+          </w:p>
+          <w:p>
+            <w:pPr>
+              <w:rPr>
+                <w:rFonts w:hint="eastAsia"/>
+              </w:rPr>
+            </w:pPr>
+            <w:r>
+              <w:rPr>
+                <w:rFonts w:hint="eastAsia"/>
+              </w:rPr>
+              <w:t xml:space="preserve">모델을 </w:t>
+            </w:r>
+            <w:proofErr w:type="spellStart"/>
+            <w:r>
+              <w:rPr>
+                <w:rFonts w:hint="eastAsia"/>
+              </w:rPr>
+              <w:t>언리얼</w:t>
+            </w:r>
+            <w:proofErr w:type="spellEnd"/>
+            <w:r>
+              <w:rPr>
+                <w:rFonts w:hint="eastAsia"/>
+              </w:rPr>
+              <w:t xml:space="preserve"> 엔진에 import할 때 </w:t>
+            </w:r>
+            <w:proofErr w:type="spellStart"/>
+            <w:r>
+              <w:rPr>
+                <w:rFonts w:hint="eastAsia"/>
+              </w:rPr>
+              <w:t>메테리얼이</w:t>
+            </w:r>
+            <w:proofErr w:type="spellEnd"/>
+            <w:r>
+              <w:rPr>
+                <w:rFonts w:hint="eastAsia"/>
+              </w:rPr>
+              <w:t xml:space="preserve"> 함께 넘어가지 않아서 찾아보니, </w:t>
+            </w:r>
+            <w:proofErr w:type="spellStart"/>
+            <w:r>
+              <w:rPr>
+                <w:rFonts w:hint="eastAsia"/>
+              </w:rPr>
+              <w:t>메테리얼을</w:t>
+            </w:r>
+            <w:proofErr w:type="spellEnd"/>
+            <w:r>
+              <w:rPr>
+                <w:rFonts w:hint="eastAsia"/>
+              </w:rPr>
+              <w:t xml:space="preserve"> </w:t>
+            </w:r>
+            <w:proofErr w:type="spellStart"/>
+            <w:r>
+              <w:rPr>
+                <w:rFonts w:hint="eastAsia"/>
+              </w:rPr>
+              <w:t>fbx</w:t>
+            </w:r>
+            <w:proofErr w:type="spellEnd"/>
+            <w:r>
+              <w:rPr>
+                <w:rFonts w:hint="eastAsia"/>
+              </w:rPr>
+              <w:t xml:space="preserve"> 안에 포함시켜 export해야 한다는 것을 알게 되었다.</w:t>
+            </w:r>
+            <w:r>
+              <w:rPr>
+                <w:rFonts w:hint="eastAsia"/>
+              </w:rPr>
+              <w:t xml:space="preserve"> </w:t>
+            </w:r>
           </w:p>
         </w:tc>
       </w:tr>
@@ -708,6 +752,7 @@
                 <w:b/>
                 <w:bCs/>
               </w:rPr>
+              <w:lastRenderedPageBreak/>
               <w:t>임수영</w:t>
             </w:r>
           </w:p>
@@ -746,27 +791,12 @@
             <w:tcW w:w="9214" w:type="dxa"/>
           </w:tcPr>
           <w:p>
-            <w:pPr>
-              <w:rPr>
-                <w:lang w:eastAsia="ko-KR"/>
-                <w:rFonts w:hint="eastAsia"/>
-                <w:rtl w:val="off"/>
-              </w:rPr>
-            </w:pPr>
-            <w:r>
-              <w:rPr>
-                <w:lang w:eastAsia="ko-KR"/>
-                <w:rtl w:val="off"/>
-              </w:rPr>
+            <w:r>
               <w:t>- 방 모델이 자꾸 안 맞았는데, 기획 문서 수정이 안 돼서 그런 것 같다. 수정된 기획 문서 보고 바꾸니 잘 맞는다.</w:t>
             </w:r>
           </w:p>
           <w:p>
             <w:r>
-              <w:rPr>
-                <w:lang w:eastAsia="ko-KR"/>
-                <w:rtl w:val="off"/>
-              </w:rPr>
               <w:t>- 이번 주는 별로 한 게 없어서 다음 주에 열심히 하려고 한다.</w:t>
             </w:r>
           </w:p>
@@ -784,7 +814,7 @@
     <w:sectPr>
       <w:pgSz w:w="11906" w:h="16838"/>
       <w:pgMar w:top="720" w:right="720" w:bottom="720" w:left="720" w:header="851" w:footer="992" w:gutter="0"/>
-      <w:cols/>
+      <w:cols w:space="720"/>
       <w:docGrid w:linePitch="360"/>
     </w:sectPr>
   </w:body>
@@ -792,15 +822,15 @@
 </file>
 
 <file path=word/styles.xml><?xml version="1.0" encoding="utf-8"?>
-<w:styles xmlns:r="http://schemas.openxmlformats.org/officeDocument/2006/relationships" xmlns:w="http://schemas.openxmlformats.org/wordprocessingml/2006/main">
+<w:styles xmlns:mc="http://schemas.openxmlformats.org/markup-compatibility/2006" xmlns:r="http://schemas.openxmlformats.org/officeDocument/2006/relationships" xmlns:w="http://schemas.openxmlformats.org/wordprocessingml/2006/main" xmlns:w14="http://schemas.microsoft.com/office/word/2010/wordml" xmlns:w15="http://schemas.microsoft.com/office/word/2012/wordml" xmlns:w16cex="http://schemas.microsoft.com/office/word/2018/wordml/cex" xmlns:w16cid="http://schemas.microsoft.com/office/word/2016/wordml/cid" xmlns:w16="http://schemas.microsoft.com/office/word/2018/wordml" xmlns:w16du="http://schemas.microsoft.com/office/word/2023/wordml/word16du" xmlns:w16sdtdh="http://schemas.microsoft.com/office/word/2020/wordml/sdtdatahash" xmlns:w16sdtfl="http://schemas.microsoft.com/office/word/2024/wordml/sdtformatlock" xmlns:w16se="http://schemas.microsoft.com/office/word/2015/wordml/symex" mc:Ignorable="w14 w15 w16se w16cid w16 w16cex w16sdtdh w16sdtfl w16du">
   <w:docDefaults>
     <w:rPrDefault>
       <w:rPr>
-        <w:lang w:val="en-US" w:eastAsia="ko-KR" w:bidi="ar-SA"/>
         <w:rFonts w:asciiTheme="minorHAnsi" w:eastAsiaTheme="minorEastAsia" w:hAnsiTheme="minorHAnsi" w:cstheme="minorBidi"/>
+        <w:kern w:val="2"/>
         <w:sz w:val="22"/>
         <w:szCs w:val="24"/>
-        <w:kern w:val="2"/>
+        <w:lang w:val="en-US" w:eastAsia="ko-KR" w:bidi="ar-SA"/>
       </w:rPr>
     </w:rPrDefault>
     <w:pPrDefault>
@@ -971,105 +1001,105 @@
     <w:lsdException w:name="Light Shading" w:uiPriority="96"/>
     <w:lsdException w:name="Light List" w:uiPriority="97"/>
     <w:lsdException w:name="Light Grid" w:uiPriority="98"/>
-    <w:lsdException w:name="Medium Shading 1" w:uiPriority="99"/>
-    <w:lsdException w:name="Medium Shading 2" w:uiPriority="100"/>
-    <w:lsdException w:name="Medium List 1" w:uiPriority="101"/>
-    <w:lsdException w:name="Medium List 2" w:uiPriority="102"/>
-    <w:lsdException w:name="Medium Grid 1" w:uiPriority="103"/>
-    <w:lsdException w:name="Medium Grid 2" w:uiPriority="104"/>
-    <w:lsdException w:name="Medium Grid 3" w:uiPriority="105"/>
-    <w:lsdException w:name="Dark List" w:uiPriority="112"/>
-    <w:lsdException w:name="Colorful Shading" w:uiPriority="113"/>
-    <w:lsdException w:name="Colorful List" w:uiPriority="114"/>
-    <w:lsdException w:name="Colorful Grid" w:uiPriority="115"/>
+    <w:lsdException w:name="Medium Shading 1"/>
+    <w:lsdException w:name="Medium Shading 2" w:uiPriority="0"/>
+    <w:lsdException w:name="Medium List 1" w:uiPriority="0"/>
+    <w:lsdException w:name="Medium List 2" w:uiPriority="0"/>
+    <w:lsdException w:name="Medium Grid 1" w:uiPriority="0"/>
+    <w:lsdException w:name="Medium Grid 2" w:uiPriority="0"/>
+    <w:lsdException w:name="Medium Grid 3" w:uiPriority="0"/>
+    <w:lsdException w:name="Dark List" w:uiPriority="0"/>
+    <w:lsdException w:name="Colorful Shading" w:uiPriority="0"/>
+    <w:lsdException w:name="Colorful List" w:uiPriority="0"/>
+    <w:lsdException w:name="Colorful Grid" w:uiPriority="0"/>
     <w:lsdException w:name="Light Shading Accent 1" w:uiPriority="96"/>
     <w:lsdException w:name="Light List Accent 1" w:uiPriority="97"/>
     <w:lsdException w:name="Light Grid Accent 1" w:uiPriority="98"/>
-    <w:lsdException w:name="Medium Shading 1 Accent 1" w:uiPriority="99"/>
-    <w:lsdException w:name="Medium Shading 2 Accent 1" w:uiPriority="100"/>
-    <w:lsdException w:name="Medium List 1 Accent 1" w:uiPriority="101"/>
+    <w:lsdException w:name="Medium Shading 1 Accent 1"/>
+    <w:lsdException w:name="Medium Shading 2 Accent 1" w:uiPriority="0"/>
+    <w:lsdException w:name="Medium List 1 Accent 1" w:uiPriority="0"/>
     <w:lsdException w:name="Revision" w:semiHidden="1"/>
     <w:lsdException w:name="List Paragraph" w:uiPriority="52" w:qFormat="1"/>
     <w:lsdException w:name="Quote" w:uiPriority="41" w:qFormat="1"/>
     <w:lsdException w:name="Intense Quote" w:uiPriority="48" w:qFormat="1"/>
-    <w:lsdException w:name="Medium List 2 Accent 1" w:uiPriority="102"/>
-    <w:lsdException w:name="Medium Grid 1 Accent 1" w:uiPriority="103"/>
-    <w:lsdException w:name="Medium Grid 2 Accent 1" w:uiPriority="104"/>
-    <w:lsdException w:name="Medium Grid 3 Accent 1" w:uiPriority="105"/>
-    <w:lsdException w:name="Dark List Accent 1" w:uiPriority="112"/>
-    <w:lsdException w:name="Colorful Shading Accent 1" w:uiPriority="113"/>
-    <w:lsdException w:name="Colorful List Accent 1" w:uiPriority="114"/>
-    <w:lsdException w:name="Colorful Grid Accent 1" w:uiPriority="115"/>
+    <w:lsdException w:name="Medium List 2 Accent 1" w:uiPriority="0"/>
+    <w:lsdException w:name="Medium Grid 1 Accent 1" w:uiPriority="0"/>
+    <w:lsdException w:name="Medium Grid 2 Accent 1" w:uiPriority="0"/>
+    <w:lsdException w:name="Medium Grid 3 Accent 1" w:uiPriority="0"/>
+    <w:lsdException w:name="Dark List Accent 1" w:uiPriority="0"/>
+    <w:lsdException w:name="Colorful Shading Accent 1" w:uiPriority="0"/>
+    <w:lsdException w:name="Colorful List Accent 1" w:uiPriority="0"/>
+    <w:lsdException w:name="Colorful Grid Accent 1" w:uiPriority="0"/>
     <w:lsdException w:name="Light Shading Accent 2" w:uiPriority="96"/>
     <w:lsdException w:name="Light List Accent 2" w:uiPriority="97"/>
     <w:lsdException w:name="Light Grid Accent 2" w:uiPriority="98"/>
-    <w:lsdException w:name="Medium Shading 1 Accent 2" w:uiPriority="99"/>
-    <w:lsdException w:name="Medium Shading 2 Accent 2" w:uiPriority="100"/>
-    <w:lsdException w:name="Medium List 1 Accent 2" w:uiPriority="101"/>
-    <w:lsdException w:name="Medium List 2 Accent 2" w:uiPriority="102"/>
-    <w:lsdException w:name="Medium Grid 1 Accent 2" w:uiPriority="103"/>
-    <w:lsdException w:name="Medium Grid 2 Accent 2" w:uiPriority="104"/>
-    <w:lsdException w:name="Medium Grid 3 Accent 2" w:uiPriority="105"/>
-    <w:lsdException w:name="Dark List Accent 2" w:uiPriority="112"/>
-    <w:lsdException w:name="Colorful Shading Accent 2" w:uiPriority="113"/>
-    <w:lsdException w:name="Colorful List Accent 2" w:uiPriority="114"/>
-    <w:lsdException w:name="Colorful Grid Accent 2" w:uiPriority="115"/>
+    <w:lsdException w:name="Medium Shading 1 Accent 2"/>
+    <w:lsdException w:name="Medium Shading 2 Accent 2" w:uiPriority="0"/>
+    <w:lsdException w:name="Medium List 1 Accent 2" w:uiPriority="0"/>
+    <w:lsdException w:name="Medium List 2 Accent 2" w:uiPriority="0"/>
+    <w:lsdException w:name="Medium Grid 1 Accent 2" w:uiPriority="0"/>
+    <w:lsdException w:name="Medium Grid 2 Accent 2" w:uiPriority="0"/>
+    <w:lsdException w:name="Medium Grid 3 Accent 2" w:uiPriority="0"/>
+    <w:lsdException w:name="Dark List Accent 2" w:uiPriority="0"/>
+    <w:lsdException w:name="Colorful Shading Accent 2" w:uiPriority="0"/>
+    <w:lsdException w:name="Colorful List Accent 2" w:uiPriority="0"/>
+    <w:lsdException w:name="Colorful Grid Accent 2" w:uiPriority="0"/>
     <w:lsdException w:name="Light Shading Accent 3" w:uiPriority="96"/>
     <w:lsdException w:name="Light List Accent 3" w:uiPriority="97"/>
     <w:lsdException w:name="Light Grid Accent 3" w:uiPriority="98"/>
-    <w:lsdException w:name="Medium Shading 1 Accent 3" w:uiPriority="99"/>
-    <w:lsdException w:name="Medium Shading 2 Accent 3" w:uiPriority="100"/>
-    <w:lsdException w:name="Medium List 1 Accent 3" w:uiPriority="101"/>
-    <w:lsdException w:name="Medium List 2 Accent 3" w:uiPriority="102"/>
-    <w:lsdException w:name="Medium Grid 1 Accent 3" w:uiPriority="103"/>
-    <w:lsdException w:name="Medium Grid 2 Accent 3" w:uiPriority="104"/>
-    <w:lsdException w:name="Medium Grid 3 Accent 3" w:uiPriority="105"/>
-    <w:lsdException w:name="Dark List Accent 3" w:uiPriority="112"/>
-    <w:lsdException w:name="Colorful Shading Accent 3" w:uiPriority="113"/>
-    <w:lsdException w:name="Colorful List Accent 3" w:uiPriority="114"/>
-    <w:lsdException w:name="Colorful Grid Accent 3" w:uiPriority="115"/>
+    <w:lsdException w:name="Medium Shading 1 Accent 3"/>
+    <w:lsdException w:name="Medium Shading 2 Accent 3" w:uiPriority="0"/>
+    <w:lsdException w:name="Medium List 1 Accent 3" w:uiPriority="0"/>
+    <w:lsdException w:name="Medium List 2 Accent 3" w:uiPriority="0"/>
+    <w:lsdException w:name="Medium Grid 1 Accent 3" w:uiPriority="0"/>
+    <w:lsdException w:name="Medium Grid 2 Accent 3" w:uiPriority="0"/>
+    <w:lsdException w:name="Medium Grid 3 Accent 3" w:uiPriority="0"/>
+    <w:lsdException w:name="Dark List Accent 3" w:uiPriority="0"/>
+    <w:lsdException w:name="Colorful Shading Accent 3" w:uiPriority="0"/>
+    <w:lsdException w:name="Colorful List Accent 3" w:uiPriority="0"/>
+    <w:lsdException w:name="Colorful Grid Accent 3" w:uiPriority="0"/>
     <w:lsdException w:name="Light Shading Accent 4" w:uiPriority="96"/>
     <w:lsdException w:name="Light List Accent 4" w:uiPriority="97"/>
     <w:lsdException w:name="Light Grid Accent 4" w:uiPriority="98"/>
-    <w:lsdException w:name="Medium Shading 1 Accent 4" w:uiPriority="99"/>
-    <w:lsdException w:name="Medium Shading 2 Accent 4" w:uiPriority="100"/>
-    <w:lsdException w:name="Medium List 1 Accent 4" w:uiPriority="101"/>
-    <w:lsdException w:name="Medium List 2 Accent 4" w:uiPriority="102"/>
-    <w:lsdException w:name="Medium Grid 1 Accent 4" w:uiPriority="103"/>
-    <w:lsdException w:name="Medium Grid 2 Accent 4" w:uiPriority="104"/>
-    <w:lsdException w:name="Medium Grid 3 Accent 4" w:uiPriority="105"/>
-    <w:lsdException w:name="Dark List Accent 4" w:uiPriority="112"/>
-    <w:lsdException w:name="Colorful Shading Accent 4" w:uiPriority="113"/>
-    <w:lsdException w:name="Colorful List Accent 4" w:uiPriority="114"/>
-    <w:lsdException w:name="Colorful Grid Accent 4" w:uiPriority="115"/>
+    <w:lsdException w:name="Medium Shading 1 Accent 4"/>
+    <w:lsdException w:name="Medium Shading 2 Accent 4" w:uiPriority="0"/>
+    <w:lsdException w:name="Medium List 1 Accent 4" w:uiPriority="0"/>
+    <w:lsdException w:name="Medium List 2 Accent 4" w:uiPriority="0"/>
+    <w:lsdException w:name="Medium Grid 1 Accent 4" w:uiPriority="0"/>
+    <w:lsdException w:name="Medium Grid 2 Accent 4" w:uiPriority="0"/>
+    <w:lsdException w:name="Medium Grid 3 Accent 4" w:uiPriority="0"/>
+    <w:lsdException w:name="Dark List Accent 4" w:uiPriority="0"/>
+    <w:lsdException w:name="Colorful Shading Accent 4" w:uiPriority="0"/>
+    <w:lsdException w:name="Colorful List Accent 4" w:uiPriority="0"/>
+    <w:lsdException w:name="Colorful Grid Accent 4" w:uiPriority="0"/>
     <w:lsdException w:name="Light Shading Accent 5" w:uiPriority="96"/>
     <w:lsdException w:name="Light List Accent 5" w:uiPriority="97"/>
     <w:lsdException w:name="Light Grid Accent 5" w:uiPriority="98"/>
-    <w:lsdException w:name="Medium Shading 1 Accent 5" w:uiPriority="99"/>
-    <w:lsdException w:name="Medium Shading 2 Accent 5" w:uiPriority="100"/>
-    <w:lsdException w:name="Medium List 1 Accent 5" w:uiPriority="101"/>
-    <w:lsdException w:name="Medium List 2 Accent 5" w:uiPriority="102"/>
-    <w:lsdException w:name="Medium Grid 1 Accent 5" w:uiPriority="103"/>
-    <w:lsdException w:name="Medium Grid 2 Accent 5" w:uiPriority="104"/>
-    <w:lsdException w:name="Medium Grid 3 Accent 5" w:uiPriority="105"/>
-    <w:lsdException w:name="Dark List Accent 5" w:uiPriority="112"/>
-    <w:lsdException w:name="Colorful Shading Accent 5" w:uiPriority="113"/>
-    <w:lsdException w:name="Colorful List Accent 5" w:uiPriority="114"/>
-    <w:lsdException w:name="Colorful Grid Accent 5" w:uiPriority="115"/>
+    <w:lsdException w:name="Medium Shading 1 Accent 5"/>
+    <w:lsdException w:name="Medium Shading 2 Accent 5" w:uiPriority="0"/>
+    <w:lsdException w:name="Medium List 1 Accent 5" w:uiPriority="0"/>
+    <w:lsdException w:name="Medium List 2 Accent 5" w:uiPriority="0"/>
+    <w:lsdException w:name="Medium Grid 1 Accent 5" w:uiPriority="0"/>
+    <w:lsdException w:name="Medium Grid 2 Accent 5" w:uiPriority="0"/>
+    <w:lsdException w:name="Medium Grid 3 Accent 5" w:uiPriority="0"/>
+    <w:lsdException w:name="Dark List Accent 5" w:uiPriority="0"/>
+    <w:lsdException w:name="Colorful Shading Accent 5" w:uiPriority="0"/>
+    <w:lsdException w:name="Colorful List Accent 5" w:uiPriority="0"/>
+    <w:lsdException w:name="Colorful Grid Accent 5" w:uiPriority="0"/>
     <w:lsdException w:name="Light Shading Accent 6" w:uiPriority="96"/>
     <w:lsdException w:name="Light List Accent 6" w:uiPriority="97"/>
     <w:lsdException w:name="Light Grid Accent 6" w:uiPriority="98"/>
-    <w:lsdException w:name="Medium Shading 1 Accent 6" w:uiPriority="99"/>
-    <w:lsdException w:name="Medium Shading 2 Accent 6" w:uiPriority="100"/>
-    <w:lsdException w:name="Medium List 1 Accent 6" w:uiPriority="101"/>
-    <w:lsdException w:name="Medium List 2 Accent 6" w:uiPriority="102"/>
-    <w:lsdException w:name="Medium Grid 1 Accent 6" w:uiPriority="103"/>
-    <w:lsdException w:name="Medium Grid 2 Accent 6" w:uiPriority="104"/>
-    <w:lsdException w:name="Medium Grid 3 Accent 6" w:uiPriority="105"/>
-    <w:lsdException w:name="Dark List Accent 6" w:uiPriority="112"/>
-    <w:lsdException w:name="Colorful Shading Accent 6" w:uiPriority="113"/>
-    <w:lsdException w:name="Colorful List Accent 6" w:uiPriority="114"/>
-    <w:lsdException w:name="Colorful Grid Accent 6" w:uiPriority="115"/>
+    <w:lsdException w:name="Medium Shading 1 Accent 6"/>
+    <w:lsdException w:name="Medium Shading 2 Accent 6" w:uiPriority="0"/>
+    <w:lsdException w:name="Medium List 1 Accent 6" w:uiPriority="0"/>
+    <w:lsdException w:name="Medium List 2 Accent 6" w:uiPriority="0"/>
+    <w:lsdException w:name="Medium Grid 1 Accent 6" w:uiPriority="0"/>
+    <w:lsdException w:name="Medium Grid 2 Accent 6" w:uiPriority="0"/>
+    <w:lsdException w:name="Medium Grid 3 Accent 6" w:uiPriority="0"/>
+    <w:lsdException w:name="Dark List Accent 6" w:uiPriority="0"/>
+    <w:lsdException w:name="Colorful Shading Accent 6" w:uiPriority="0"/>
+    <w:lsdException w:name="Colorful List Accent 6" w:uiPriority="0"/>
+    <w:lsdException w:name="Colorful Grid Accent 6" w:uiPriority="0"/>
     <w:lsdException w:name="Subtle Emphasis" w:uiPriority="25" w:qFormat="1"/>
     <w:lsdException w:name="Intense Emphasis" w:uiPriority="33" w:qFormat="1"/>
     <w:lsdException w:name="Subtle Reference" w:uiPriority="49" w:qFormat="1"/>
@@ -1191,24 +1221,24 @@
     <w:name w:val="Normal"/>
     <w:qFormat/>
     <w:pPr>
-      <w:autoSpaceDE w:val="off"/>
-      <w:autoSpaceDN w:val="off"/>
-      <w:widowControl w:val="off"/>
-      <w:wordWrap w:val="off"/>
+      <w:widowControl w:val="0"/>
+      <w:wordWrap w:val="0"/>
+      <w:autoSpaceDE w:val="0"/>
+      <w:autoSpaceDN w:val="0"/>
     </w:pPr>
   </w:style>
   <w:style w:type="paragraph" w:styleId="1">
     <w:name w:val="heading 1"/>
-    <w:uiPriority w:val="9"/>
     <w:basedOn w:val="a"/>
     <w:next w:val="a"/>
     <w:link w:val="1Char"/>
+    <w:uiPriority w:val="9"/>
     <w:qFormat/>
     <w:pPr>
       <w:keepNext/>
       <w:keepLines/>
+      <w:spacing w:before="280" w:after="80"/>
       <w:outlineLvl w:val="0"/>
-      <w:spacing w:after="80" w:before="280"/>
     </w:pPr>
     <w:rPr>
       <w:rFonts w:asciiTheme="majorHAnsi" w:eastAsiaTheme="majorEastAsia" w:hAnsiTheme="majorHAnsi" w:cstheme="majorBidi"/>
@@ -1219,18 +1249,18 @@
   </w:style>
   <w:style w:type="paragraph" w:styleId="2">
     <w:name w:val="heading 2"/>
-    <w:uiPriority w:val="9"/>
     <w:basedOn w:val="a"/>
     <w:next w:val="a"/>
     <w:link w:val="2Char"/>
-    <w:qFormat/>
+    <w:uiPriority w:val="9"/>
     <w:semiHidden/>
     <w:unhideWhenUsed/>
+    <w:qFormat/>
     <w:pPr>
       <w:keepNext/>
       <w:keepLines/>
+      <w:spacing w:before="160" w:after="80"/>
       <w:outlineLvl w:val="1"/>
-      <w:spacing w:after="80" w:before="160"/>
     </w:pPr>
     <w:rPr>
       <w:rFonts w:asciiTheme="majorHAnsi" w:eastAsiaTheme="majorEastAsia" w:hAnsiTheme="majorHAnsi" w:cstheme="majorBidi"/>
@@ -1241,18 +1271,18 @@
   </w:style>
   <w:style w:type="paragraph" w:styleId="3">
     <w:name w:val="heading 3"/>
-    <w:uiPriority w:val="9"/>
     <w:basedOn w:val="a"/>
     <w:next w:val="a"/>
     <w:link w:val="3Char"/>
-    <w:qFormat/>
+    <w:uiPriority w:val="9"/>
     <w:semiHidden/>
     <w:unhideWhenUsed/>
+    <w:qFormat/>
     <w:pPr>
       <w:keepNext/>
       <w:keepLines/>
+      <w:spacing w:before="160" w:after="80"/>
       <w:outlineLvl w:val="2"/>
-      <w:spacing w:after="80" w:before="160"/>
     </w:pPr>
     <w:rPr>
       <w:rFonts w:asciiTheme="majorHAnsi" w:eastAsiaTheme="majorEastAsia" w:hAnsiTheme="majorHAnsi" w:cstheme="majorBidi"/>
@@ -1262,18 +1292,18 @@
   </w:style>
   <w:style w:type="paragraph" w:styleId="4">
     <w:name w:val="heading 4"/>
-    <w:uiPriority w:val="9"/>
     <w:basedOn w:val="a"/>
     <w:next w:val="a"/>
     <w:link w:val="4Char"/>
-    <w:qFormat/>
+    <w:uiPriority w:val="9"/>
     <w:semiHidden/>
     <w:unhideWhenUsed/>
+    <w:qFormat/>
     <w:pPr>
       <w:keepNext/>
       <w:keepLines/>
+      <w:spacing w:before="80" w:after="40"/>
       <w:outlineLvl w:val="3"/>
-      <w:spacing w:after="40" w:before="80"/>
     </w:pPr>
     <w:rPr>
       <w:rFonts w:asciiTheme="majorHAnsi" w:eastAsiaTheme="majorEastAsia" w:hAnsiTheme="majorHAnsi" w:cstheme="majorBidi"/>
@@ -1282,19 +1312,19 @@
   </w:style>
   <w:style w:type="paragraph" w:styleId="5">
     <w:name w:val="heading 5"/>
-    <w:uiPriority w:val="9"/>
     <w:basedOn w:val="a"/>
     <w:next w:val="a"/>
     <w:link w:val="5Char"/>
-    <w:qFormat/>
+    <w:uiPriority w:val="9"/>
     <w:semiHidden/>
     <w:unhideWhenUsed/>
+    <w:qFormat/>
     <w:pPr>
-      <w:ind w:leftChars="100" w:left="100"/>
       <w:keepNext/>
       <w:keepLines/>
+      <w:spacing w:before="80" w:after="40"/>
+      <w:ind w:leftChars="100" w:left="100"/>
       <w:outlineLvl w:val="4"/>
-      <w:spacing w:after="40" w:before="80"/>
     </w:pPr>
     <w:rPr>
       <w:rFonts w:asciiTheme="majorHAnsi" w:eastAsiaTheme="majorEastAsia" w:hAnsiTheme="majorHAnsi" w:cstheme="majorBidi"/>
@@ -1303,19 +1333,19 @@
   </w:style>
   <w:style w:type="paragraph" w:styleId="6">
     <w:name w:val="heading 6"/>
-    <w:uiPriority w:val="9"/>
     <w:basedOn w:val="a"/>
     <w:next w:val="a"/>
     <w:link w:val="6Char"/>
-    <w:qFormat/>
+    <w:uiPriority w:val="9"/>
     <w:semiHidden/>
     <w:unhideWhenUsed/>
+    <w:qFormat/>
     <w:pPr>
-      <w:ind w:leftChars="200" w:left="200"/>
       <w:keepNext/>
       <w:keepLines/>
+      <w:spacing w:before="80" w:after="40"/>
+      <w:ind w:leftChars="200" w:left="200"/>
       <w:outlineLvl w:val="5"/>
-      <w:spacing w:after="40" w:before="80"/>
     </w:pPr>
     <w:rPr>
       <w:rFonts w:asciiTheme="majorHAnsi" w:eastAsiaTheme="majorEastAsia" w:hAnsiTheme="majorHAnsi" w:cstheme="majorBidi"/>
@@ -1324,19 +1354,19 @@
   </w:style>
   <w:style w:type="paragraph" w:styleId="7">
     <w:name w:val="heading 7"/>
-    <w:uiPriority w:val="9"/>
     <w:basedOn w:val="a"/>
     <w:next w:val="a"/>
     <w:link w:val="7Char"/>
-    <w:qFormat/>
+    <w:uiPriority w:val="9"/>
     <w:semiHidden/>
     <w:unhideWhenUsed/>
+    <w:qFormat/>
     <w:pPr>
-      <w:ind w:leftChars="300" w:left="300"/>
       <w:keepNext/>
       <w:keepLines/>
+      <w:spacing w:before="80" w:after="40"/>
+      <w:ind w:leftChars="300" w:left="300"/>
       <w:outlineLvl w:val="6"/>
-      <w:spacing w:after="40" w:before="80"/>
     </w:pPr>
     <w:rPr>
       <w:rFonts w:asciiTheme="majorHAnsi" w:eastAsiaTheme="majorEastAsia" w:hAnsiTheme="majorHAnsi" w:cstheme="majorBidi"/>
@@ -1345,19 +1375,19 @@
   </w:style>
   <w:style w:type="paragraph" w:styleId="8">
     <w:name w:val="heading 8"/>
-    <w:uiPriority w:val="9"/>
     <w:basedOn w:val="a"/>
     <w:next w:val="a"/>
     <w:link w:val="8Char"/>
-    <w:qFormat/>
+    <w:uiPriority w:val="9"/>
     <w:semiHidden/>
     <w:unhideWhenUsed/>
+    <w:qFormat/>
     <w:pPr>
-      <w:ind w:leftChars="400" w:left="400"/>
       <w:keepNext/>
       <w:keepLines/>
+      <w:spacing w:before="80" w:after="40"/>
+      <w:ind w:leftChars="400" w:left="400"/>
       <w:outlineLvl w:val="7"/>
-      <w:spacing w:after="40" w:before="80"/>
     </w:pPr>
     <w:rPr>
       <w:rFonts w:asciiTheme="majorHAnsi" w:eastAsiaTheme="majorEastAsia" w:hAnsiTheme="majorHAnsi" w:cstheme="majorBidi"/>
@@ -1366,19 +1396,19 @@
   </w:style>
   <w:style w:type="paragraph" w:styleId="9">
     <w:name w:val="heading 9"/>
-    <w:uiPriority w:val="9"/>
     <w:basedOn w:val="a"/>
     <w:next w:val="a"/>
     <w:link w:val="9Char"/>
-    <w:qFormat/>
+    <w:uiPriority w:val="9"/>
     <w:semiHidden/>
     <w:unhideWhenUsed/>
+    <w:qFormat/>
     <w:pPr>
-      <w:ind w:leftChars="500" w:left="500"/>
       <w:keepNext/>
       <w:keepLines/>
+      <w:spacing w:before="80" w:after="40"/>
+      <w:ind w:leftChars="500" w:left="500"/>
       <w:outlineLvl w:val="8"/>
-      <w:spacing w:after="40" w:before="80"/>
     </w:pPr>
     <w:rPr>
       <w:rFonts w:asciiTheme="majorHAnsi" w:eastAsiaTheme="majorEastAsia" w:hAnsiTheme="majorHAnsi" w:cstheme="majorBidi"/>
@@ -1414,9 +1444,9 @@
   </w:style>
   <w:style w:type="character" w:customStyle="1" w:styleId="1Char">
     <w:name w:val="제목 1 Char"/>
-    <w:uiPriority w:val="9"/>
     <w:basedOn w:val="a0"/>
     <w:link w:val="1"/>
+    <w:uiPriority w:val="9"/>
     <w:rPr>
       <w:rFonts w:asciiTheme="majorHAnsi" w:eastAsiaTheme="majorEastAsia" w:hAnsiTheme="majorHAnsi" w:cstheme="majorBidi"/>
       <w:color w:val="000000"/>
@@ -1426,9 +1456,9 @@
   </w:style>
   <w:style w:type="character" w:customStyle="1" w:styleId="2Char">
     <w:name w:val="제목 2 Char"/>
-    <w:uiPriority w:val="9"/>
     <w:basedOn w:val="a0"/>
     <w:link w:val="2"/>
+    <w:uiPriority w:val="9"/>
     <w:semiHidden/>
     <w:rPr>
       <w:rFonts w:asciiTheme="majorHAnsi" w:eastAsiaTheme="majorEastAsia" w:hAnsiTheme="majorHAnsi" w:cstheme="majorBidi"/>
@@ -1439,9 +1469,9 @@
   </w:style>
   <w:style w:type="character" w:customStyle="1" w:styleId="3Char">
     <w:name w:val="제목 3 Char"/>
-    <w:uiPriority w:val="9"/>
     <w:basedOn w:val="a0"/>
     <w:link w:val="3"/>
+    <w:uiPriority w:val="9"/>
     <w:semiHidden/>
     <w:rPr>
       <w:rFonts w:asciiTheme="majorHAnsi" w:eastAsiaTheme="majorEastAsia" w:hAnsiTheme="majorHAnsi" w:cstheme="majorBidi"/>
@@ -1451,9 +1481,9 @@
   </w:style>
   <w:style w:type="character" w:customStyle="1" w:styleId="4Char">
     <w:name w:val="제목 4 Char"/>
-    <w:uiPriority w:val="9"/>
     <w:basedOn w:val="a0"/>
     <w:link w:val="4"/>
+    <w:uiPriority w:val="9"/>
     <w:semiHidden/>
     <w:rPr>
       <w:rFonts w:asciiTheme="majorHAnsi" w:eastAsiaTheme="majorEastAsia" w:hAnsiTheme="majorHAnsi" w:cstheme="majorBidi"/>
@@ -1462,9 +1492,9 @@
   </w:style>
   <w:style w:type="character" w:customStyle="1" w:styleId="5Char">
     <w:name w:val="제목 5 Char"/>
-    <w:uiPriority w:val="9"/>
     <w:basedOn w:val="a0"/>
     <w:link w:val="5"/>
+    <w:uiPriority w:val="9"/>
     <w:semiHidden/>
     <w:rPr>
       <w:rFonts w:asciiTheme="majorHAnsi" w:eastAsiaTheme="majorEastAsia" w:hAnsiTheme="majorHAnsi" w:cstheme="majorBidi"/>
@@ -1473,9 +1503,9 @@
   </w:style>
   <w:style w:type="character" w:customStyle="1" w:styleId="6Char">
     <w:name w:val="제목 6 Char"/>
-    <w:uiPriority w:val="9"/>
     <w:basedOn w:val="a0"/>
     <w:link w:val="6"/>
+    <w:uiPriority w:val="9"/>
     <w:semiHidden/>
     <w:rPr>
       <w:rFonts w:asciiTheme="majorHAnsi" w:eastAsiaTheme="majorEastAsia" w:hAnsiTheme="majorHAnsi" w:cstheme="majorBidi"/>
@@ -1484,9 +1514,9 @@
   </w:style>
   <w:style w:type="character" w:customStyle="1" w:styleId="7Char">
     <w:name w:val="제목 7 Char"/>
-    <w:uiPriority w:val="9"/>
     <w:basedOn w:val="a0"/>
     <w:link w:val="7"/>
+    <w:uiPriority w:val="9"/>
     <w:semiHidden/>
     <w:rPr>
       <w:rFonts w:asciiTheme="majorHAnsi" w:eastAsiaTheme="majorEastAsia" w:hAnsiTheme="majorHAnsi" w:cstheme="majorBidi"/>
@@ -1495,9 +1525,9 @@
   </w:style>
   <w:style w:type="character" w:customStyle="1" w:styleId="8Char">
     <w:name w:val="제목 8 Char"/>
-    <w:uiPriority w:val="9"/>
     <w:basedOn w:val="a0"/>
     <w:link w:val="8"/>
+    <w:uiPriority w:val="9"/>
     <w:semiHidden/>
     <w:rPr>
       <w:rFonts w:asciiTheme="majorHAnsi" w:eastAsiaTheme="majorEastAsia" w:hAnsiTheme="majorHAnsi" w:cstheme="majorBidi"/>
@@ -1506,9 +1536,9 @@
   </w:style>
   <w:style w:type="character" w:customStyle="1" w:styleId="9Char">
     <w:name w:val="제목 9 Char"/>
-    <w:uiPriority w:val="9"/>
     <w:basedOn w:val="a0"/>
     <w:link w:val="9"/>
+    <w:uiPriority w:val="9"/>
     <w:semiHidden/>
     <w:rPr>
       <w:rFonts w:asciiTheme="majorHAnsi" w:eastAsiaTheme="majorEastAsia" w:hAnsiTheme="majorHAnsi" w:cstheme="majorBidi"/>
@@ -1517,81 +1547,81 @@
   </w:style>
   <w:style w:type="paragraph" w:styleId="a3">
     <w:name w:val="Title"/>
-    <w:uiPriority w:val="10"/>
     <w:basedOn w:val="a"/>
     <w:next w:val="a"/>
     <w:link w:val="Char"/>
+    <w:uiPriority w:val="10"/>
     <w:qFormat/>
     <w:pPr>
+      <w:spacing w:after="80"/>
       <w:contextualSpacing/>
       <w:jc w:val="center"/>
-      <w:spacing w:after="80"/>
     </w:pPr>
     <w:rPr>
       <w:rFonts w:asciiTheme="majorHAnsi" w:eastAsiaTheme="majorEastAsia" w:hAnsiTheme="majorHAnsi" w:cstheme="majorBidi"/>
+      <w:spacing w:val="-10"/>
+      <w:kern w:val="28"/>
       <w:sz w:val="56"/>
       <w:szCs w:val="56"/>
-      <w:kern w:val="28"/>
-      <w:spacing w:val="-10"/>
     </w:rPr>
   </w:style>
   <w:style w:type="character" w:customStyle="1" w:styleId="Char">
     <w:name w:val="제목 Char"/>
-    <w:uiPriority w:val="10"/>
     <w:basedOn w:val="a0"/>
     <w:link w:val="a3"/>
-    <w:rPr>
-      <w:rFonts w:asciiTheme="majorHAnsi" w:eastAsiaTheme="majorEastAsia" w:hAnsiTheme="majorHAnsi" w:cstheme="majorBidi"/>
+    <w:uiPriority w:val="10"/>
+    <w:rPr>
+      <w:rFonts w:asciiTheme="majorHAnsi" w:eastAsiaTheme="majorEastAsia" w:hAnsiTheme="majorHAnsi" w:cstheme="majorBidi"/>
+      <w:spacing w:val="-10"/>
+      <w:kern w:val="28"/>
       <w:sz w:val="56"/>
       <w:szCs w:val="56"/>
-      <w:kern w:val="28"/>
-      <w:spacing w:val="-10"/>
     </w:rPr>
   </w:style>
   <w:style w:type="paragraph" w:styleId="a4">
     <w:name w:val="Subtitle"/>
-    <w:uiPriority w:val="11"/>
     <w:basedOn w:val="a"/>
     <w:next w:val="a"/>
     <w:link w:val="Char0"/>
+    <w:uiPriority w:val="11"/>
     <w:qFormat/>
     <w:pPr>
-      <w:jc w:val="center"/>
       <w:numPr>
         <w:ilvl w:val="1"/>
       </w:numPr>
+      <w:jc w:val="center"/>
     </w:pPr>
     <w:rPr>
       <w:rFonts w:asciiTheme="majorHAnsi" w:eastAsiaTheme="majorEastAsia" w:hAnsiTheme="majorHAnsi" w:cstheme="majorBidi"/>
       <w:color w:val="595959"/>
+      <w:spacing w:val="15"/>
       <w:sz w:val="28"/>
       <w:szCs w:val="28"/>
-      <w:spacing w:val="15"/>
     </w:rPr>
   </w:style>
   <w:style w:type="character" w:customStyle="1" w:styleId="Char0">
     <w:name w:val="부제 Char"/>
-    <w:uiPriority w:val="11"/>
     <w:basedOn w:val="a0"/>
     <w:link w:val="a4"/>
+    <w:uiPriority w:val="11"/>
     <w:rPr>
       <w:rFonts w:asciiTheme="majorHAnsi" w:eastAsiaTheme="majorEastAsia" w:hAnsiTheme="majorHAnsi" w:cstheme="majorBidi"/>
       <w:color w:val="595959"/>
+      <w:spacing w:val="15"/>
       <w:sz w:val="28"/>
       <w:szCs w:val="28"/>
-      <w:spacing w:val="15"/>
     </w:rPr>
   </w:style>
   <w:style w:type="paragraph" w:styleId="a5">
     <w:name w:val="Quote"/>
-    <w:uiPriority w:val="29"/>
     <w:basedOn w:val="a"/>
     <w:next w:val="a"/>
     <w:link w:val="Char1"/>
+    <w:uiPriority w:val="29"/>
     <w:qFormat/>
     <w:pPr>
+      <w:spacing w:before="160"/>
       <w:jc w:val="center"/>
-      <w:spacing w:before="160"/>
     </w:pPr>
     <w:rPr>
       <w:i/>
@@ -1601,9 +1631,9 @@
   </w:style>
   <w:style w:type="character" w:customStyle="1" w:styleId="Char1">
     <w:name w:val="인용 Char"/>
-    <w:uiPriority w:val="29"/>
     <w:basedOn w:val="a0"/>
     <w:link w:val="a5"/>
+    <w:uiPriority w:val="29"/>
     <w:rPr>
       <w:i/>
       <w:iCs/>
@@ -1612,8 +1642,8 @@
   </w:style>
   <w:style w:type="paragraph" w:styleId="a6">
     <w:name w:val="List Paragraph"/>
+    <w:basedOn w:val="a"/>
     <w:uiPriority w:val="34"/>
-    <w:basedOn w:val="a"/>
     <w:qFormat/>
     <w:pPr>
       <w:ind w:left="720"/>
@@ -1622,8 +1652,8 @@
   </w:style>
   <w:style w:type="character" w:styleId="a7">
     <w:name w:val="Intense Emphasis"/>
+    <w:basedOn w:val="a0"/>
     <w:uiPriority w:val="21"/>
-    <w:basedOn w:val="a0"/>
     <w:qFormat/>
     <w:rPr>
       <w:i/>
@@ -1633,19 +1663,19 @@
   </w:style>
   <w:style w:type="paragraph" w:styleId="a8">
     <w:name w:val="Intense Quote"/>
-    <w:uiPriority w:val="30"/>
     <w:basedOn w:val="a"/>
     <w:next w:val="a"/>
     <w:link w:val="Char2"/>
+    <w:uiPriority w:val="30"/>
     <w:qFormat/>
     <w:pPr>
+      <w:pBdr>
+        <w:top w:val="single" w:sz="4" w:space="10" w:color="0F4761" w:themeColor="accent1" w:themeShade="BF"/>
+        <w:bottom w:val="single" w:sz="4" w:space="10" w:color="0F4761" w:themeColor="accent1" w:themeShade="BF"/>
+      </w:pBdr>
+      <w:spacing w:before="360" w:after="360"/>
       <w:ind w:left="864" w:right="864"/>
       <w:jc w:val="center"/>
-      <w:pBdr>
-        <w:top w:val="single" w:sz="4" w:space="10" w:color="104861" w:themeColor="accent1" w:themeShade="bf"/>
-        <w:bottom w:val="single" w:sz="4" w:space="10" w:color="104861" w:themeColor="accent1" w:themeShade="bf"/>
-      </w:pBdr>
-      <w:spacing w:after="360" w:before="360"/>
     </w:pPr>
     <w:rPr>
       <w:i/>
@@ -1655,9 +1685,9 @@
   </w:style>
   <w:style w:type="character" w:customStyle="1" w:styleId="Char2">
     <w:name w:val="강한 인용 Char"/>
-    <w:uiPriority w:val="30"/>
     <w:basedOn w:val="a0"/>
     <w:link w:val="a8"/>
+    <w:uiPriority w:val="30"/>
     <w:rPr>
       <w:i/>
       <w:iCs/>
@@ -1666,8 +1696,8 @@
   </w:style>
   <w:style w:type="character" w:styleId="a9">
     <w:name w:val="Intense Reference"/>
+    <w:basedOn w:val="a0"/>
     <w:uiPriority w:val="32"/>
-    <w:basedOn w:val="a0"/>
     <w:qFormat/>
     <w:rPr>
       <w:b/>
@@ -1679,8 +1709,8 @@
   </w:style>
   <w:style w:type="table" w:styleId="aa">
     <w:name w:val="Table Grid"/>
+    <w:basedOn w:val="a1"/>
     <w:uiPriority w:val="39"/>
-    <w:basedOn w:val="a1"/>
     <w:pPr>
       <w:spacing w:after="0"/>
     </w:pPr>
@@ -1697,43 +1727,43 @@
   </w:style>
   <w:style w:type="paragraph" w:styleId="ab">
     <w:name w:val="header"/>
-    <w:uiPriority w:val="99"/>
     <w:basedOn w:val="a"/>
     <w:link w:val="Char3"/>
+    <w:uiPriority w:val="99"/>
     <w:unhideWhenUsed/>
     <w:pPr>
-      <w:snapToGrid w:val="0"/>
       <w:tabs>
         <w:tab w:val="center" w:pos="4513"/>
         <w:tab w:val="right" w:pos="9026"/>
       </w:tabs>
+      <w:snapToGrid w:val="0"/>
     </w:pPr>
   </w:style>
   <w:style w:type="character" w:customStyle="1" w:styleId="Char3">
     <w:name w:val="머리글 Char"/>
-    <w:uiPriority w:val="99"/>
     <w:basedOn w:val="a0"/>
     <w:link w:val="ab"/>
+    <w:uiPriority w:val="99"/>
   </w:style>
   <w:style w:type="paragraph" w:styleId="ac">
     <w:name w:val="footer"/>
-    <w:uiPriority w:val="99"/>
     <w:basedOn w:val="a"/>
     <w:link w:val="Char4"/>
+    <w:uiPriority w:val="99"/>
     <w:unhideWhenUsed/>
     <w:pPr>
-      <w:snapToGrid w:val="0"/>
       <w:tabs>
         <w:tab w:val="center" w:pos="4513"/>
         <w:tab w:val="right" w:pos="9026"/>
       </w:tabs>
+      <w:snapToGrid w:val="0"/>
     </w:pPr>
   </w:style>
   <w:style w:type="character" w:customStyle="1" w:styleId="Char4">
     <w:name w:val="바닥글 Char"/>
-    <w:uiPriority w:val="99"/>
     <w:basedOn w:val="a0"/>
     <w:link w:val="ac"/>
+    <w:uiPriority w:val="99"/>
   </w:style>
 </w:styles>
 </file>

--- a/작업일지/25주차.docx
+++ b/작업일지/25주차.docx
@@ -344,11 +344,6 @@
             </w:r>
           </w:p>
           <w:p>
-            <w:pPr>
-              <w:rPr>
-                <w:rFonts w:hint="eastAsia"/>
-              </w:rPr>
-            </w:pPr>
             <w:r>
               <w:rPr>
                 <w:rFonts w:hint="eastAsia"/>
@@ -357,30 +352,11 @@
             </w:r>
           </w:p>
           <w:p>
-            <w:pPr>
-              <w:rPr>
-                <w:rFonts w:hint="eastAsia"/>
-              </w:rPr>
-            </w:pPr>
-            <w:r>
-              <w:rPr>
-                <w:rFonts w:hint="eastAsia"/>
-              </w:rPr>
-              <w:t xml:space="preserve">- </w:t>
-            </w:r>
-            <w:proofErr w:type="spellStart"/>
-            <w:r>
-              <w:rPr>
-                <w:rFonts w:hint="eastAsia"/>
-              </w:rPr>
-              <w:t>json</w:t>
-            </w:r>
-            <w:proofErr w:type="spellEnd"/>
-            <w:r>
-              <w:rPr>
-                <w:rFonts w:hint="eastAsia"/>
-              </w:rPr>
-              <w:t xml:space="preserve"> 마저 작성</w:t>
+            <w:r>
+              <w:rPr>
+                <w:rFonts w:hint="eastAsia"/>
+              </w:rPr>
+              <w:t>- json 마저 작성</w:t>
             </w:r>
           </w:p>
         </w:tc>
@@ -411,7 +387,27 @@
           <w:tcPr>
             <w:tcW w:w="9214" w:type="dxa"/>
           </w:tcPr>
-          <w:p/>
+          <w:p>
+            <w:r>
+              <w:rPr>
+                <w:rFonts w:hint="eastAsia"/>
+              </w:rPr>
+              <w:t>-절차적 생성 타일맵 어떤식으로 할지 고민하기</w:t>
+            </w:r>
+          </w:p>
+          <w:p>
+            <w:pPr>
+              <w:rPr>
+                <w:rFonts w:hint="eastAsia"/>
+              </w:rPr>
+            </w:pPr>
+            <w:r>
+              <w:rPr>
+                <w:rFonts w:hint="eastAsia"/>
+              </w:rPr>
+              <w:t>-절차적 생성 알고리즘 완성하기</w:t>
+            </w:r>
+          </w:p>
         </w:tc>
       </w:tr>
       <w:tr>
@@ -516,35 +512,7 @@
               <w:rPr>
                 <w:rFonts w:hint="eastAsia"/>
               </w:rPr>
-              <w:t xml:space="preserve">- </w:t>
-            </w:r>
-            <w:proofErr w:type="spellStart"/>
-            <w:r>
-              <w:rPr>
-                <w:rFonts w:hint="eastAsia"/>
-              </w:rPr>
-              <w:t>ServerRoom</w:t>
-            </w:r>
-            <w:proofErr w:type="spellEnd"/>
-            <w:r>
-              <w:rPr>
-                <w:rFonts w:hint="eastAsia"/>
-              </w:rPr>
-              <w:t xml:space="preserve">까지만 작성했던 </w:t>
-            </w:r>
-            <w:proofErr w:type="spellStart"/>
-            <w:r>
-              <w:rPr>
-                <w:rFonts w:hint="eastAsia"/>
-              </w:rPr>
-              <w:t>json</w:t>
-            </w:r>
-            <w:proofErr w:type="spellEnd"/>
-            <w:r>
-              <w:rPr>
-                <w:rFonts w:hint="eastAsia"/>
-              </w:rPr>
-              <w:t xml:space="preserve"> 파일에 나머지 방들을 모두 추가하였다. 추가하며 Max에서 동시에 간단한 프로토타입의 방을 만들며 문의 위치와 방의 사이즈 등을 새로 설정하였다</w:t>
+              <w:t>- ServerRoom까지만 작성했던 json 파일에 나머지 방들을 모두 추가하였다. 추가하며 Max에서 동시에 간단한 프로토타입의 방을 만들며 문의 위치와 방의 사이즈 등을 새로 설정하였다</w:t>
             </w:r>
             <w:r>
               <w:rPr>
@@ -564,21 +532,7 @@
               <w:rPr>
                 <w:rFonts w:hint="eastAsia"/>
               </w:rPr>
-              <w:t xml:space="preserve"> 플레이어 모델로 내가 전에 만든 Astronaut 모델을 사용하기로 하였다. 내가 만든 모델이 너무 퀄리티도 낮고 </w:t>
-            </w:r>
-            <w:proofErr w:type="spellStart"/>
-            <w:r>
-              <w:rPr>
-                <w:rFonts w:hint="eastAsia"/>
-              </w:rPr>
-              <w:t>리깅도</w:t>
-            </w:r>
-            <w:proofErr w:type="spellEnd"/>
-            <w:r>
-              <w:rPr>
-                <w:rFonts w:hint="eastAsia"/>
-              </w:rPr>
-              <w:t xml:space="preserve"> 완벽하지 못해서 그 모델을 쓰는 게 망설여졌는데, 만든 걸 쓰는 게 낫다고 하셔서</w:t>
+              <w:t xml:space="preserve"> 플레이어 모델로 내가 전에 만든 Astronaut 모델을 사용하기로 하였다. 내가 만든 모델이 너무 퀄리티도 낮고 리깅도 완벽하지 못해서 그 모델을 쓰는 게 망설여졌는데, 만든 걸 쓰는 게 낫다고 하셔서</w:t>
             </w:r>
             <w:r>
               <w:rPr>
@@ -596,9 +550,6 @@
           <w:p>
             <w:pPr>
               <w:jc w:val="center"/>
-              <w:rPr>
-                <w:rFonts w:hint="eastAsia"/>
-              </w:rPr>
             </w:pPr>
             <w:r>
               <w:rPr>
@@ -658,72 +609,18 @@
             </w:r>
           </w:p>
           <w:p>
-            <w:pPr>
-              <w:rPr>
-                <w:rFonts w:hint="eastAsia"/>
-              </w:rPr>
-            </w:pPr>
-            <w:r>
-              <w:rPr>
-                <w:rFonts w:hint="eastAsia"/>
-              </w:rPr>
-              <w:t xml:space="preserve">모델을 </w:t>
-            </w:r>
-            <w:proofErr w:type="spellStart"/>
-            <w:r>
-              <w:rPr>
-                <w:rFonts w:hint="eastAsia"/>
-              </w:rPr>
-              <w:t>언리얼</w:t>
-            </w:r>
-            <w:proofErr w:type="spellEnd"/>
-            <w:r>
-              <w:rPr>
-                <w:rFonts w:hint="eastAsia"/>
-              </w:rPr>
-              <w:t xml:space="preserve"> 엔진에 import할 때 </w:t>
-            </w:r>
-            <w:proofErr w:type="spellStart"/>
-            <w:r>
-              <w:rPr>
-                <w:rFonts w:hint="eastAsia"/>
-              </w:rPr>
-              <w:t>메테리얼이</w:t>
-            </w:r>
-            <w:proofErr w:type="spellEnd"/>
-            <w:r>
-              <w:rPr>
-                <w:rFonts w:hint="eastAsia"/>
-              </w:rPr>
-              <w:t xml:space="preserve"> 함께 넘어가지 않아서 찾아보니, </w:t>
-            </w:r>
-            <w:proofErr w:type="spellStart"/>
-            <w:r>
-              <w:rPr>
-                <w:rFonts w:hint="eastAsia"/>
-              </w:rPr>
-              <w:t>메테리얼을</w:t>
-            </w:r>
-            <w:proofErr w:type="spellEnd"/>
-            <w:r>
-              <w:rPr>
-                <w:rFonts w:hint="eastAsia"/>
-              </w:rPr>
-              <w:t xml:space="preserve"> </w:t>
-            </w:r>
-            <w:proofErr w:type="spellStart"/>
-            <w:r>
-              <w:rPr>
-                <w:rFonts w:hint="eastAsia"/>
-              </w:rPr>
-              <w:t>fbx</w:t>
-            </w:r>
-            <w:proofErr w:type="spellEnd"/>
-            <w:r>
-              <w:rPr>
-                <w:rFonts w:hint="eastAsia"/>
-              </w:rPr>
-              <w:t xml:space="preserve"> 안에 포함시켜 export해야 한다는 것을 알게 되었다.</w:t>
+            <w:r>
+              <w:rPr>
+                <w:rFonts w:hint="eastAsia"/>
+              </w:rPr>
+              <w:t>모델을 언리얼 엔진에 import할 때 메테리얼이 함께 넘어가지 않아서 찾아보니, 메테리</w:t>
+            </w:r>
+            <w:r>
+              <w:rPr>
+                <w:rFonts w:hint="eastAsia"/>
+              </w:rPr>
+              <w:lastRenderedPageBreak/>
+              <w:t>얼을 fbx 안에 포함시켜 export해야 한다는 것을 알게 되었다.</w:t>
             </w:r>
             <w:r>
               <w:rPr>
@@ -761,7 +658,128 @@
           <w:tcPr>
             <w:tcW w:w="9214" w:type="dxa"/>
           </w:tcPr>
-          <w:p/>
+          <w:p>
+            <w:pPr>
+              <w:rPr>
+                <w:rFonts w:hint="eastAsia"/>
+              </w:rPr>
+            </w:pPr>
+            <w:r>
+              <w:rPr>
+                <w:rFonts w:hint="eastAsia"/>
+              </w:rPr>
+              <w:t xml:space="preserve">-절차적 생성을 3차원 배열을 활용한 타일맵을 이용해 하려고 했는데 3차원이 되니 메모리를 너무 많이 잡아먹어서 다른 방법을 고민해봤다. 그래서 나온 결론이 층별 타일을 비트 단위로 관리하기 + 필요한 타일만 </w:t>
+            </w:r>
+            <w:proofErr w:type="gramStart"/>
+            <w:r>
+              <w:rPr>
+                <w:rFonts w:hint="eastAsia"/>
+              </w:rPr>
+              <w:t>저장하기 이다</w:t>
+            </w:r>
+            <w:proofErr w:type="gramEnd"/>
+            <w:r>
+              <w:rPr>
+                <w:rFonts w:hint="eastAsia"/>
+              </w:rPr>
+              <w:t xml:space="preserve">. 우리의 게임은 층수가 최대 5층이기 때문에 타일당 두 비트씩 사용하여 </w:t>
+            </w:r>
+            <w:r>
+              <w:t>총</w:t>
+            </w:r>
+            <w:r>
+              <w:rPr>
+                <w:rFonts w:hint="eastAsia"/>
+              </w:rPr>
+              <w:t xml:space="preserve"> 10비트가 필요했기에 short를 써서 </w:t>
+            </w:r>
+            <w:r>
+              <w:rPr>
+                <w:rFonts w:hint="eastAsia"/>
+              </w:rPr>
+              <w:t>unordered map으로 필요한 타일만 저장하는 방식으로 진행하였다. 각 타일별 상태는 일단</w:t>
+            </w:r>
+            <w:r>
+              <w:br/>
+            </w:r>
+            <w:r>
+              <w:drawing>
+                <wp:inline distT="0" distB="0" distL="0" distR="0" wp14:anchorId="48938D67" wp14:editId="5FA47717">
+                  <wp:extent cx="4991797" cy="1781424"/>
+                  <wp:effectExtent l="0" t="0" r="0" b="9525"/>
+                  <wp:docPr id="631477629" name="그림 1"/>
+                  <wp:cNvGraphicFramePr>
+                    <a:graphicFrameLocks xmlns:a="http://schemas.openxmlformats.org/drawingml/2006/main" noChangeAspect="1"/>
+                  </wp:cNvGraphicFramePr>
+                  <a:graphic xmlns:a="http://schemas.openxmlformats.org/drawingml/2006/main">
+                    <a:graphicData uri="http://schemas.openxmlformats.org/drawingml/2006/picture">
+                      <pic:pic xmlns:pic="http://schemas.openxmlformats.org/drawingml/2006/picture">
+                        <pic:nvPicPr>
+                          <pic:cNvPr id="631477629" name=""/>
+                          <pic:cNvPicPr/>
+                        </pic:nvPicPr>
+                        <pic:blipFill>
+                          <a:blip r:embed="rId5"/>
+                          <a:stretch>
+                            <a:fillRect/>
+                          </a:stretch>
+                        </pic:blipFill>
+                        <pic:spPr>
+                          <a:xfrm>
+                            <a:off x="0" y="0"/>
+                            <a:ext cx="4991797" cy="1781424"/>
+                          </a:xfrm>
+                          <a:prstGeom prst="rect">
+                            <a:avLst/>
+                          </a:prstGeom>
+                        </pic:spPr>
+                      </pic:pic>
+                    </a:graphicData>
+                  </a:graphic>
+                </wp:inline>
+              </w:drawing>
+            </w:r>
+          </w:p>
+          <w:p>
+            <w:pPr>
+              <w:rPr>
+                <w:rFonts w:hint="eastAsia"/>
+              </w:rPr>
+            </w:pPr>
+            <w:r>
+              <w:rPr>
+                <w:rFonts w:hint="eastAsia"/>
+              </w:rPr>
+              <w:t>이렇게 설정하고 배치를 해보았으며, 잘 되는 것을 확인했다. 다음주에는 이를 활용하여 몬스터의 랜덤 이동을 구현해보려고 한다.</w:t>
+            </w:r>
+          </w:p>
+          <w:p>
+            <w:r>
+              <w:rPr>
+                <w:rFonts w:hint="eastAsia"/>
+              </w:rPr>
+              <w:t>-</w:t>
+            </w:r>
+            <w:r>
+              <w:rPr>
+                <w:rFonts w:hint="eastAsia"/>
+              </w:rPr>
+              <w:t>절차적 생성 알고리즘은 완성하지 못했다. 위 내용을 고민하는데 시간을 오래 쓰기도 했고, 수강신청 망해서 할 의욕이 안났다. 다음주에 열심히 해야겠다.</w:t>
+            </w:r>
+          </w:p>
+          <w:p>
+            <w:pPr>
+              <w:rPr>
+                <w:rFonts w:hint="eastAsia"/>
+              </w:rPr>
+            </w:pPr>
+            <w:r>
+              <w:rPr>
+                <w:rFonts w:hint="eastAsia"/>
+              </w:rPr>
+              <w:t>-타일맵 단위는 일단 10cm로 해보고 있다.</w:t>
+            </w:r>
+          </w:p>
         </w:tc>
       </w:tr>
       <w:tr>
